--- a/templates_BG_V1.1/quyet_dinh_thu_hoi_gpkd_template.docx
+++ b/templates_BG_V1.1/quyet_dinh_thu_hoi_gpkd_template.docx
@@ -236,8 +236,8 @@
               </w:rPr>
               <w:t xml:space="preserve">CỘNG HÒA XÃ HỘI CHỦ NGHĨA VIỆT </w:t>
             </w:r>
-            <w:smartTag w:uri="urn:schemas-microsoft-com:office:smarttags" w:element="country-region">
-              <w:smartTag w:uri="urn:schemas-microsoft-com:office:smarttags" w:element="place">
+            <w:smartTag w:uri="urn:schemas-microsoft-com:office:smarttags" w:element="place">
+              <w:smartTag w:uri="urn:schemas-microsoft-com:office:smarttags" w:element="country-region">
                 <w:r>
                   <w:rPr>
                     <w:b/>
@@ -315,7 +315,7 @@
                 <w:sz w:val="28"/>
                 <w:szCs w:val="28"/>
               </w:rPr>
-              <w:t xml:space="preserve">, ngày </w:t>
+              <w:t>, ngày</w:t>
             </w:r>
             <w:r>
               <w:rPr>
@@ -323,7 +323,15 @@
                 <w:sz w:val="28"/>
                 <w:szCs w:val="28"/>
               </w:rPr>
-              <w:t xml:space="preserve">     </w:t>
+              <w:t xml:space="preserve">          </w:t>
+            </w:r>
+            <w:r>
+              <w:rPr>
+                <w:i/>
+                <w:sz w:val="28"/>
+                <w:szCs w:val="28"/>
+              </w:rPr>
+              <w:t xml:space="preserve"> </w:t>
             </w:r>
             <w:r>
               <w:rPr>
@@ -591,81 +599,8 @@
           <w:sz w:val="28"/>
           <w:szCs w:val="28"/>
         </w:rPr>
-        <w:t xml:space="preserve">Căn cứ Quyết định số 12/2025/QĐ-UBND ngày 01/7/2025 của Uỷ ban nhân dân tỉnh </w:t>
-      </w:r>
-      <w:r>
-        <w:rPr>
-          <w:i/>
-          <w:sz w:val="28"/>
-          <w:szCs w:val="28"/>
-        </w:rPr>
-        <w:t>{tinh}</w:t>
-      </w:r>
-      <w:r>
-        <w:rPr>
-          <w:i/>
-          <w:sz w:val="28"/>
-          <w:szCs w:val="28"/>
-        </w:rPr>
-        <w:t xml:space="preserve"> ban hành Quy định về chức năng, nhiệm vụ, quyền hạn của Sở Xây dựng tỉnh </w:t>
-      </w:r>
-      <w:r>
-        <w:rPr>
-          <w:i/>
-          <w:sz w:val="28"/>
-          <w:szCs w:val="28"/>
-        </w:rPr>
-        <w:t>{tinh</w:t>
-      </w:r>
-      <w:proofErr w:type="gramStart"/>
-      <w:r>
-        <w:rPr>
-          <w:i/>
-          <w:sz w:val="28"/>
-          <w:szCs w:val="28"/>
-        </w:rPr>
-        <w:t>}</w:t>
-      </w:r>
-      <w:r>
-        <w:rPr>
-          <w:i/>
-          <w:sz w:val="28"/>
-          <w:szCs w:val="28"/>
-        </w:rPr>
-        <w:t>;</w:t>
-      </w:r>
-      <w:proofErr w:type="gramEnd"/>
-    </w:p>
-    <w:p>
-      <w:pPr>
-        <w:pStyle w:val="NormalWeb"/>
-        <w:spacing w:before="120" w:beforeAutospacing="0" w:afterLines="60" w:after="144" w:afterAutospacing="0" w:line="360" w:lineRule="exact"/>
-        <w:ind w:firstLine="720"/>
-        <w:jc w:val="both"/>
-        <w:rPr>
-          <w:i/>
-          <w:sz w:val="28"/>
-          <w:szCs w:val="28"/>
-        </w:rPr>
-      </w:pPr>
-      <w:r>
-        <w:rPr>
-          <w:i/>
-          <w:sz w:val="28"/>
-          <w:szCs w:val="28"/>
-        </w:rPr>
-        <w:t>Căn cứ Văn bản thông báo ngừng hoạt động kinh doanh vận tải bằng xe ô tô của đơn vị vận tải (chi tiết tại Phụ lục đính kèm</w:t>
-      </w:r>
-      <w:proofErr w:type="gramStart"/>
-      <w:r>
-        <w:rPr>
-          <w:i/>
-          <w:sz w:val="28"/>
-          <w:szCs w:val="28"/>
-        </w:rPr>
-        <w:t>);</w:t>
-      </w:r>
-      <w:proofErr w:type="gramEnd"/>
+        <w:t>Căn cứ Văn bản thông báo ngừng hoạt động kinh doanh vận tải bằng xe ô tô của đơn vị vận tải (chi tiết tại Phụ lục đính kèm);</w:t>
+      </w:r>
     </w:p>
     <w:p>
       <w:pPr>
@@ -701,31 +636,7 @@
           <w:sz w:val="28"/>
           <w:szCs w:val="28"/>
         </w:rPr>
-        <w:t xml:space="preserve">Theo đề nghị của Trưởng phòng Vận tải và </w:t>
-      </w:r>
-      <w:proofErr w:type="gramStart"/>
-      <w:r>
-        <w:rPr>
-          <w:bCs/>
-          <w:i/>
-          <w:iCs/>
-          <w:spacing w:val="-4"/>
-          <w:sz w:val="28"/>
-          <w:szCs w:val="28"/>
-        </w:rPr>
-        <w:t>An</w:t>
-      </w:r>
-      <w:proofErr w:type="gramEnd"/>
-      <w:r>
-        <w:rPr>
-          <w:bCs/>
-          <w:i/>
-          <w:iCs/>
-          <w:spacing w:val="-4"/>
-          <w:sz w:val="28"/>
-          <w:szCs w:val="28"/>
-        </w:rPr>
-        <w:t xml:space="preserve"> toàn giao thông.</w:t>
+        <w:t>Theo đề nghị của Trưởng phòng Vận tải và An toàn giao thông.</w:t>
       </w:r>
     </w:p>
     <w:p>
@@ -895,27 +806,7 @@
           <w:sz w:val="28"/>
           <w:szCs w:val="28"/>
         </w:rPr>
-        <w:t xml:space="preserve">Giao Phòng Vận tải &amp; </w:t>
-      </w:r>
-      <w:proofErr w:type="gramStart"/>
-      <w:r>
-        <w:rPr>
-          <w:bCs/>
-          <w:spacing w:val="-4"/>
-          <w:sz w:val="28"/>
-          <w:szCs w:val="28"/>
-        </w:rPr>
-        <w:t>An</w:t>
-      </w:r>
-      <w:proofErr w:type="gramEnd"/>
-      <w:r>
-        <w:rPr>
-          <w:bCs/>
-          <w:spacing w:val="-4"/>
-          <w:sz w:val="28"/>
-          <w:szCs w:val="28"/>
-        </w:rPr>
-        <w:t xml:space="preserve"> toàn giao thông thực hiện chuyển trạng thái Giấy phép kinh doanh vận tải </w:t>
+        <w:t xml:space="preserve">Giao Phòng Vận tải &amp; An toàn giao thông thực hiện chuyển trạng thái Giấy phép kinh doanh vận tải </w:t>
       </w:r>
       <w:r>
         <w:rPr>
@@ -1006,25 +897,7 @@
           <w:sz w:val="28"/>
           <w:szCs w:val="28"/>
         </w:rPr>
-        <w:t xml:space="preserve">&amp; </w:t>
-      </w:r>
-      <w:proofErr w:type="gramStart"/>
-      <w:r>
-        <w:rPr>
-          <w:bCs/>
-          <w:sz w:val="28"/>
-          <w:szCs w:val="28"/>
-        </w:rPr>
-        <w:t>An</w:t>
-      </w:r>
-      <w:proofErr w:type="gramEnd"/>
-      <w:r>
-        <w:rPr>
-          <w:bCs/>
-          <w:sz w:val="28"/>
-          <w:szCs w:val="28"/>
-        </w:rPr>
-        <w:t xml:space="preserve"> toàn giao thông, các</w:t>
+        <w:t>&amp; An toàn giao thông, các</w:t>
       </w:r>
       <w:r>
         <w:rPr>
@@ -1094,41 +967,38 @@
                 <w:sz w:val="22"/>
                 <w:szCs w:val="22"/>
               </w:rPr>
-              <w:t xml:space="preserve">- Như Điều </w:t>
-            </w:r>
-            <w:proofErr w:type="gramStart"/>
-            <w:r>
+              <w:t>- Như Điều 3;</w:t>
+            </w:r>
+          </w:p>
+          <w:p>
+            <w:pPr>
               <w:rPr>
                 <w:sz w:val="22"/>
                 <w:szCs w:val="22"/>
               </w:rPr>
-              <w:t>3;</w:t>
-            </w:r>
-            <w:proofErr w:type="gramEnd"/>
-          </w:p>
-          <w:p>
-            <w:pPr>
+            </w:pPr>
+            <w:r>
               <w:rPr>
                 <w:sz w:val="22"/>
                 <w:szCs w:val="22"/>
               </w:rPr>
-            </w:pPr>
-            <w:r>
+              <w:t>- UBND tỉnh (b/c);</w:t>
+            </w:r>
+          </w:p>
+          <w:p>
+            <w:pPr>
               <w:rPr>
                 <w:sz w:val="22"/>
                 <w:szCs w:val="22"/>
               </w:rPr>
-              <w:t>- UBND tỉnh (b/c</w:t>
-            </w:r>
-            <w:proofErr w:type="gramStart"/>
+            </w:pPr>
             <w:r>
               <w:rPr>
                 <w:sz w:val="22"/>
                 <w:szCs w:val="22"/>
               </w:rPr>
-              <w:t>);</w:t>
-            </w:r>
-            <w:proofErr w:type="gramEnd"/>
+              <w:t>- GĐ và các PGĐ Sở;</w:t>
+            </w:r>
           </w:p>
           <w:p>
             <w:pPr>
@@ -1142,55 +1012,52 @@
                 <w:sz w:val="22"/>
                 <w:szCs w:val="22"/>
               </w:rPr>
-              <w:t xml:space="preserve">- GĐ và các PGĐ </w:t>
-            </w:r>
-            <w:proofErr w:type="gramStart"/>
+              <w:t xml:space="preserve">- Thuế tỉnh </w:t>
+            </w:r>
             <w:r>
               <w:rPr>
                 <w:sz w:val="22"/>
                 <w:szCs w:val="22"/>
               </w:rPr>
-              <w:t>Sở;</w:t>
-            </w:r>
-            <w:proofErr w:type="gramEnd"/>
-          </w:p>
-          <w:p>
-            <w:pPr>
+              <w:t>{tinh}</w:t>
+            </w:r>
+            <w:r>
               <w:rPr>
                 <w:sz w:val="22"/>
                 <w:szCs w:val="22"/>
               </w:rPr>
-            </w:pPr>
-            <w:r>
+              <w:t xml:space="preserve"> (p/h);</w:t>
+            </w:r>
+          </w:p>
+          <w:p>
+            <w:pPr>
               <w:rPr>
                 <w:sz w:val="22"/>
                 <w:szCs w:val="22"/>
               </w:rPr>
-              <w:t xml:space="preserve">- Thuế tỉnh </w:t>
-            </w:r>
+            </w:pPr>
             <w:r>
               <w:rPr>
                 <w:sz w:val="22"/>
                 <w:szCs w:val="22"/>
               </w:rPr>
-              <w:t>{tinh}</w:t>
-            </w:r>
-            <w:r>
+              <w:t>- Sở Xây dựng các tỉnh, thành phố (p/h);</w:t>
+            </w:r>
+          </w:p>
+          <w:p>
+            <w:pPr>
               <w:rPr>
                 <w:sz w:val="22"/>
                 <w:szCs w:val="22"/>
               </w:rPr>
-              <w:t xml:space="preserve"> (p/h</w:t>
-            </w:r>
-            <w:proofErr w:type="gramStart"/>
+            </w:pPr>
             <w:r>
               <w:rPr>
                 <w:sz w:val="22"/>
                 <w:szCs w:val="22"/>
               </w:rPr>
-              <w:t>);</w:t>
-            </w:r>
-            <w:proofErr w:type="gramEnd"/>
+              <w:t>- UBND xã, phường nơi đơn vị đặt trụ sở (p/h);</w:t>
+            </w:r>
           </w:p>
           <w:p>
             <w:pPr>
@@ -1204,66 +1071,8 @@
                 <w:sz w:val="22"/>
                 <w:szCs w:val="22"/>
               </w:rPr>
-              <w:t>- Sở Xây dựng các tỉnh, thành phố (p/h</w:t>
-            </w:r>
-            <w:proofErr w:type="gramStart"/>
-            <w:r>
-              <w:rPr>
-                <w:sz w:val="22"/>
-                <w:szCs w:val="22"/>
-              </w:rPr>
-              <w:t>);</w:t>
-            </w:r>
-            <w:proofErr w:type="gramEnd"/>
-          </w:p>
-          <w:p>
-            <w:pPr>
-              <w:rPr>
-                <w:sz w:val="22"/>
-                <w:szCs w:val="22"/>
-              </w:rPr>
-            </w:pPr>
-            <w:r>
-              <w:rPr>
-                <w:sz w:val="22"/>
-                <w:szCs w:val="22"/>
-              </w:rPr>
-              <w:t>- UBND xã, phường nơi đơn vị đặt trụ sở (p/h</w:t>
-            </w:r>
-            <w:proofErr w:type="gramStart"/>
-            <w:r>
-              <w:rPr>
-                <w:sz w:val="22"/>
-                <w:szCs w:val="22"/>
-              </w:rPr>
-              <w:t>);</w:t>
-            </w:r>
-            <w:proofErr w:type="gramEnd"/>
-          </w:p>
-          <w:p>
-            <w:pPr>
-              <w:rPr>
-                <w:sz w:val="22"/>
-                <w:szCs w:val="22"/>
-              </w:rPr>
-            </w:pPr>
-            <w:r>
-              <w:rPr>
-                <w:sz w:val="22"/>
-                <w:szCs w:val="22"/>
-              </w:rPr>
-              <w:lastRenderedPageBreak/>
-              <w:t>- Văn phòng Sở (đăng Website</w:t>
-            </w:r>
-            <w:proofErr w:type="gramStart"/>
-            <w:r>
-              <w:rPr>
-                <w:sz w:val="22"/>
-                <w:szCs w:val="22"/>
-              </w:rPr>
-              <w:t>);</w:t>
-            </w:r>
-            <w:proofErr w:type="gramEnd"/>
+              <w:t>- Văn phòng Sở (đăng Website);</w:t>
+            </w:r>
           </w:p>
           <w:p>
             <w:pPr>
@@ -1302,8 +1111,7 @@
                 <w:sz w:val="26"/>
                 <w:szCs w:val="26"/>
               </w:rPr>
-              <w:lastRenderedPageBreak/>
-              <w:t>KT. GIÁM ĐỐC</w:t>
+              <w:t>{tham_quyen_ky}</w:t>
             </w:r>
           </w:p>
           <w:p>
@@ -1323,7 +1131,7 @@
                 <w:sz w:val="26"/>
                 <w:szCs w:val="26"/>
               </w:rPr>
-              <w:t>PHÓ GIÁM ĐỐC</w:t>
+              <w:t>{chuc_vu_ky}</w:t>
             </w:r>
           </w:p>
           <w:p>
@@ -1350,18 +1158,6 @@
           </w:p>
           <w:p>
             <w:pPr>
-              <w:jc w:val="center"/>
-              <w:rPr>
-                <w:b/>
-                <w:bCs/>
-                <w:sz w:val="26"/>
-                <w:szCs w:val="26"/>
-              </w:rPr>
-            </w:pPr>
-          </w:p>
-          <w:p>
-            <w:pPr>
-              <w:jc w:val="center"/>
               <w:rPr>
                 <w:b/>
                 <w:bCs/>
@@ -1729,7 +1525,6 @@
                 <w:szCs w:val="20"/>
               </w:rPr>
             </w:pPr>
-            <w:proofErr w:type="gramStart"/>
             <w:r>
               <w:rPr>
                 <w:b/>
@@ -1737,17 +1532,7 @@
                 <w:sz w:val="20"/>
                 <w:szCs w:val="20"/>
               </w:rPr>
-              <w:t>Lý</w:t>
-            </w:r>
-            <w:proofErr w:type="gramEnd"/>
-            <w:r>
-              <w:rPr>
-                <w:b/>
-                <w:bCs/>
-                <w:sz w:val="20"/>
-                <w:szCs w:val="20"/>
-              </w:rPr>
-              <w:t xml:space="preserve"> do thu hồi</w:t>
+              <w:t>Lý do thu hồi</w:t>
             </w:r>
           </w:p>
         </w:tc>
@@ -2049,30 +1834,14 @@
                 <w:sz w:val="20"/>
                 <w:szCs w:val="20"/>
               </w:rPr>
-              <w:t>{can_cu_thu_</w:t>
-            </w:r>
-            <w:proofErr w:type="gramStart"/>
-            <w:r>
-              <w:rPr>
-                <w:sz w:val="20"/>
-                <w:szCs w:val="20"/>
-              </w:rPr>
-              <w:t>hoi}</w:t>
+              <w:t>{can_cu_thu_hoi}</w:t>
             </w:r>
             <w:r>
               <w:rPr>
                 <w:sz w:val="4"/>
                 <w:szCs w:val="4"/>
               </w:rPr>
-              <w:t>{</w:t>
-            </w:r>
-            <w:proofErr w:type="gramEnd"/>
-            <w:r>
-              <w:rPr>
-                <w:sz w:val="4"/>
-                <w:szCs w:val="4"/>
-              </w:rPr>
-              <w:t>/don_vi_list}</w:t>
+              <w:t>{/don_vi_list}</w:t>
             </w:r>
           </w:p>
         </w:tc>

--- a/templates_BG_V1.1/quyet_dinh_thu_hoi_gpkd_template.docx
+++ b/templates_BG_V1.1/quyet_dinh_thu_hoi_gpkd_template.docx
@@ -236,8 +236,8 @@
               </w:rPr>
               <w:t xml:space="preserve">CỘNG HÒA XÃ HỘI CHỦ NGHĨA VIỆT </w:t>
             </w:r>
-            <w:smartTag w:uri="urn:schemas-microsoft-com:office:smarttags" w:element="place">
-              <w:smartTag w:uri="urn:schemas-microsoft-com:office:smarttags" w:element="country-region">
+            <w:smartTag w:uri="urn:schemas-microsoft-com:office:smarttags" w:element="country-region">
+              <w:smartTag w:uri="urn:schemas-microsoft-com:office:smarttags" w:element="place">
                 <w:r>
                   <w:rPr>
                     <w:b/>
@@ -535,7 +535,7 @@
     </w:p>
     <w:p>
       <w:pPr>
-        <w:spacing w:before="240" w:after="120" w:line="360" w:lineRule="exact"/>
+        <w:spacing w:before="120" w:after="120" w:line="360" w:lineRule="exact"/>
         <w:ind w:firstLine="720"/>
         <w:jc w:val="both"/>
         <w:rPr>
@@ -636,7 +636,31 @@
           <w:sz w:val="28"/>
           <w:szCs w:val="28"/>
         </w:rPr>
-        <w:t>Theo đề nghị của Trưởng phòng Vận tải và An toàn giao thông.</w:t>
+        <w:t xml:space="preserve">Theo đề nghị của Trưởng phòng Vận tải và </w:t>
+      </w:r>
+      <w:proofErr w:type="gramStart"/>
+      <w:r>
+        <w:rPr>
+          <w:bCs/>
+          <w:i/>
+          <w:iCs/>
+          <w:spacing w:val="-4"/>
+          <w:sz w:val="28"/>
+          <w:szCs w:val="28"/>
+        </w:rPr>
+        <w:t>An</w:t>
+      </w:r>
+      <w:proofErr w:type="gramEnd"/>
+      <w:r>
+        <w:rPr>
+          <w:bCs/>
+          <w:i/>
+          <w:iCs/>
+          <w:spacing w:val="-4"/>
+          <w:sz w:val="28"/>
+          <w:szCs w:val="28"/>
+        </w:rPr>
+        <w:t xml:space="preserve"> toàn giao thông.</w:t>
       </w:r>
     </w:p>
     <w:p>
@@ -806,7 +830,27 @@
           <w:sz w:val="28"/>
           <w:szCs w:val="28"/>
         </w:rPr>
-        <w:t xml:space="preserve">Giao Phòng Vận tải &amp; An toàn giao thông thực hiện chuyển trạng thái Giấy phép kinh doanh vận tải </w:t>
+        <w:t xml:space="preserve">Giao Phòng Vận tải &amp; </w:t>
+      </w:r>
+      <w:proofErr w:type="gramStart"/>
+      <w:r>
+        <w:rPr>
+          <w:bCs/>
+          <w:spacing w:val="-4"/>
+          <w:sz w:val="28"/>
+          <w:szCs w:val="28"/>
+        </w:rPr>
+        <w:t>An</w:t>
+      </w:r>
+      <w:proofErr w:type="gramEnd"/>
+      <w:r>
+        <w:rPr>
+          <w:bCs/>
+          <w:spacing w:val="-4"/>
+          <w:sz w:val="28"/>
+          <w:szCs w:val="28"/>
+        </w:rPr>
+        <w:t xml:space="preserve"> toàn giao thông thực hiện chuyển trạng thái Giấy phép kinh doanh vận tải </w:t>
       </w:r>
       <w:r>
         <w:rPr>
@@ -897,7 +941,25 @@
           <w:sz w:val="28"/>
           <w:szCs w:val="28"/>
         </w:rPr>
-        <w:t>&amp; An toàn giao thông, các</w:t>
+        <w:t xml:space="preserve">&amp; </w:t>
+      </w:r>
+      <w:proofErr w:type="gramStart"/>
+      <w:r>
+        <w:rPr>
+          <w:bCs/>
+          <w:sz w:val="28"/>
+          <w:szCs w:val="28"/>
+        </w:rPr>
+        <w:t>An</w:t>
+      </w:r>
+      <w:proofErr w:type="gramEnd"/>
+      <w:r>
+        <w:rPr>
+          <w:bCs/>
+          <w:sz w:val="28"/>
+          <w:szCs w:val="28"/>
+        </w:rPr>
+        <w:t xml:space="preserve"> toàn giao thông, các</w:t>
       </w:r>
       <w:r>
         <w:rPr>
@@ -1834,14 +1896,30 @@
                 <w:sz w:val="20"/>
                 <w:szCs w:val="20"/>
               </w:rPr>
-              <w:t>{can_cu_thu_hoi}</w:t>
+              <w:t>{can_cu_thu_</w:t>
+            </w:r>
+            <w:proofErr w:type="gramStart"/>
+            <w:r>
+              <w:rPr>
+                <w:sz w:val="20"/>
+                <w:szCs w:val="20"/>
+              </w:rPr>
+              <w:t>hoi}</w:t>
             </w:r>
             <w:r>
               <w:rPr>
                 <w:sz w:val="4"/>
                 <w:szCs w:val="4"/>
               </w:rPr>
-              <w:t>{/don_vi_list}</w:t>
+              <w:t>{</w:t>
+            </w:r>
+            <w:proofErr w:type="gramEnd"/>
+            <w:r>
+              <w:rPr>
+                <w:sz w:val="4"/>
+                <w:szCs w:val="4"/>
+              </w:rPr>
+              <w:t>/don_vi_list}</w:t>
             </w:r>
           </w:p>
         </w:tc>
